--- a/sessions_in_Abu_Dhabi/case_study_outputs/session5_with_without.docx
+++ b/sessions_in_Abu_Dhabi/case_study_outputs/session5_with_without.docx
@@ -32,10 +32,9 @@
       </w:tblGrid>
       <w:tr>
         <w:trPr>
-          <w:trHeight w:val="571" w:hRule="auto"/>
+          <w:trHeight w:val="638" w:hRule="auto"/>
           <w:tblHeader/>
         </w:trPr>
-        header1
         <w:tc>
           <w:tcPr>
             <w:tcBorders>
@@ -55,6 +54,7 @@
           </w:tcPr>
           <w:p>
             <w:pPr>
+              <w:pStyle w:val="Normal"/>
               <w:jc w:val="left"/>
               <w:pBdr>
                 <w:bottom w:val="none" w:sz="0" w:space="0" w:color="000000"/>
@@ -69,6 +69,7 @@
                 <w:i w:val="false"/>
                 <w:b w:val="false"/>
                 <w:u w:val="none"/>
+                <w:strike w:val="false"/>
                 <w:sz w:val="22"/>
                 <w:szCs w:val="22"/>
                 <w:color w:val="000000"/>
@@ -80,6 +81,7 @@
                 <w:i w:val="false"/>
                 <w:b w:val="false"/>
                 <w:u w:val="none"/>
+                <w:strike w:val="false"/>
                 <w:sz w:val="22"/>
                 <w:szCs w:val="22"/>
                 <w:color w:val="000000"/>
@@ -107,7 +109,8 @@
           </w:tcPr>
           <w:p>
             <w:pPr>
-              <w:jc w:val="left"/>
+              <w:pStyle w:val="Normal"/>
+              <w:jc w:val="center"/>
               <w:pBdr>
                 <w:bottom w:val="none" w:sz="0" w:space="0" w:color="000000"/>
                 <w:top w:val="none" w:sz="0" w:space="0" w:color="000000"/>
@@ -121,6 +124,7 @@
                 <w:i w:val="false"/>
                 <w:b w:val="false"/>
                 <w:u w:val="none"/>
+                <w:strike w:val="false"/>
                 <w:sz w:val="22"/>
                 <w:szCs w:val="22"/>
                 <w:color w:val="000000"/>
@@ -132,6 +136,7 @@
                 <w:i w:val="false"/>
                 <w:b w:val="false"/>
                 <w:u w:val="none"/>
+                <w:strike w:val="false"/>
                 <w:sz w:val="22"/>
                 <w:szCs w:val="22"/>
                 <w:color w:val="000000"/>
@@ -143,9 +148,8 @@
       </w:tr>
       <w:tr>
         <w:trPr>
-          <w:trHeight w:val="617" w:hRule="auto"/>
+          <w:trHeight w:val="608" w:hRule="auto"/>
         </w:trPr>
-        body1
         <w:tc>
           <w:tcPr>
             <w:tcBorders>
@@ -165,6 +169,7 @@
           </w:tcPr>
           <w:p>
             <w:pPr>
+              <w:pStyle w:val="Normal"/>
               <w:jc w:val="left"/>
               <w:pBdr>
                 <w:bottom w:val="none" w:sz="0" w:space="0" w:color="000000"/>
@@ -179,6 +184,7 @@
                 <w:i w:val="false"/>
                 <w:b w:val="false"/>
                 <w:u w:val="none"/>
+                <w:strike w:val="false"/>
                 <w:sz w:val="22"/>
                 <w:szCs w:val="22"/>
                 <w:color w:val="000000"/>
@@ -190,11 +196,12 @@
                 <w:i w:val="false"/>
                 <w:b w:val="false"/>
                 <w:u w:val="none"/>
-                <w:sz w:val="22"/>
-                <w:szCs w:val="22"/>
-                <w:color w:val="000000"/>
-              </w:rPr>
-              <w:t xml:space="preserve">With vs. Without Program Effect</w:t>
+                <w:strike w:val="false"/>
+                <w:sz w:val="22"/>
+                <w:szCs w:val="22"/>
+                <w:color w:val="000000"/>
+              </w:rPr>
+              <w:t xml:space="preserve">Enrolled vs. Not-Enrolled Effect</w:t>
             </w:r>
           </w:p>
         </w:tc>
@@ -217,7 +224,8 @@
           </w:tcPr>
           <w:p>
             <w:pPr>
-              <w:jc w:val="left"/>
+              <w:pStyle w:val="Normal"/>
+              <w:jc w:val="center"/>
               <w:pBdr>
                 <w:bottom w:val="none" w:sz="0" w:space="0" w:color="000000"/>
                 <w:top w:val="none" w:sz="0" w:space="0" w:color="000000"/>
@@ -231,6 +239,7 @@
                 <w:i w:val="false"/>
                 <w:b w:val="false"/>
                 <w:u w:val="none"/>
+                <w:strike w:val="false"/>
                 <w:sz w:val="22"/>
                 <w:szCs w:val="22"/>
                 <w:color w:val="000000"/>
@@ -242,20 +251,20 @@
                 <w:i w:val="false"/>
                 <w:b w:val="false"/>
                 <w:u w:val="none"/>
-                <w:sz w:val="22"/>
-                <w:szCs w:val="22"/>
-                <w:color w:val="000000"/>
-              </w:rPr>
-              <w:t xml:space="preserve">-1446.47***</w:t>
+                <w:strike w:val="false"/>
+                <w:sz w:val="22"/>
+                <w:szCs w:val="22"/>
+                <w:color w:val="000000"/>
+              </w:rPr>
+              <w:t xml:space="preserve">-1446.51***</w:t>
             </w:r>
           </w:p>
         </w:tc>
       </w:tr>
       <w:tr>
         <w:trPr>
-          <w:trHeight w:val="617" w:hRule="auto"/>
+          <w:trHeight w:val="608" w:hRule="auto"/>
         </w:trPr>
-        body2
         <w:tc>
           <w:tcPr>
             <w:tcBorders>
@@ -275,6 +284,7 @@
           </w:tcPr>
           <w:p>
             <w:pPr>
+              <w:pStyle w:val="Normal"/>
               <w:jc w:val="left"/>
               <w:pBdr>
                 <w:bottom w:val="none" w:sz="0" w:space="0" w:color="000000"/>
@@ -289,6 +299,7 @@
                 <w:i w:val="false"/>
                 <w:b w:val="false"/>
                 <w:u w:val="none"/>
+                <w:strike w:val="false"/>
                 <w:sz w:val="22"/>
                 <w:szCs w:val="22"/>
                 <w:color w:val="000000"/>
@@ -300,6 +311,7 @@
                 <w:i w:val="false"/>
                 <w:b w:val="false"/>
                 <w:u w:val="none"/>
+                <w:strike w:val="false"/>
                 <w:sz w:val="22"/>
                 <w:szCs w:val="22"/>
                 <w:color w:val="000000"/>
@@ -327,7 +339,8 @@
           </w:tcPr>
           <w:p>
             <w:pPr>
-              <w:jc w:val="left"/>
+              <w:pStyle w:val="Normal"/>
+              <w:jc w:val="center"/>
               <w:pBdr>
                 <w:bottom w:val="none" w:sz="0" w:space="0" w:color="000000"/>
                 <w:top w:val="none" w:sz="0" w:space="0" w:color="000000"/>
@@ -341,6 +354,7 @@
                 <w:i w:val="false"/>
                 <w:b w:val="false"/>
                 <w:u w:val="none"/>
+                <w:strike w:val="false"/>
                 <w:sz w:val="22"/>
                 <w:szCs w:val="22"/>
                 <w:color w:val="000000"/>
@@ -352,20 +366,20 @@
                 <w:i w:val="false"/>
                 <w:b w:val="false"/>
                 <w:u w:val="none"/>
-                <w:sz w:val="22"/>
-                <w:szCs w:val="22"/>
-                <w:color w:val="000000"/>
-              </w:rPr>
-              <w:t xml:space="preserve">(33.05)</w:t>
+                <w:strike w:val="false"/>
+                <w:sz w:val="22"/>
+                <w:szCs w:val="22"/>
+                <w:color w:val="000000"/>
+              </w:rPr>
+              <w:t xml:space="preserve">(33.04)</w:t>
             </w:r>
           </w:p>
         </w:tc>
       </w:tr>
       <w:tr>
         <w:trPr>
-          <w:trHeight w:val="617" w:hRule="auto"/>
+          <w:trHeight w:val="608" w:hRule="auto"/>
         </w:trPr>
-        body3
         <w:tc>
           <w:tcPr>
             <w:tcBorders>
@@ -385,6 +399,7 @@
           </w:tcPr>
           <w:p>
             <w:pPr>
+              <w:pStyle w:val="Normal"/>
               <w:jc w:val="left"/>
               <w:pBdr>
                 <w:bottom w:val="none" w:sz="0" w:space="0" w:color="000000"/>
@@ -399,6 +414,7 @@
                 <w:i w:val="false"/>
                 <w:b w:val="false"/>
                 <w:u w:val="none"/>
+                <w:strike w:val="false"/>
                 <w:sz w:val="22"/>
                 <w:szCs w:val="22"/>
                 <w:color w:val="000000"/>
@@ -410,6 +426,7 @@
                 <w:i w:val="false"/>
                 <w:b w:val="false"/>
                 <w:u w:val="none"/>
+                <w:strike w:val="false"/>
                 <w:sz w:val="22"/>
                 <w:szCs w:val="22"/>
                 <w:color w:val="000000"/>
@@ -437,7 +454,8 @@
           </w:tcPr>
           <w:p>
             <w:pPr>
-              <w:jc w:val="left"/>
+              <w:pStyle w:val="Normal"/>
+              <w:jc w:val="center"/>
               <w:pBdr>
                 <w:bottom w:val="none" w:sz="0" w:space="0" w:color="000000"/>
                 <w:top w:val="none" w:sz="0" w:space="0" w:color="000000"/>
@@ -451,6 +469,7 @@
                 <w:i w:val="false"/>
                 <w:b w:val="false"/>
                 <w:u w:val="none"/>
+                <w:strike w:val="false"/>
                 <w:sz w:val="22"/>
                 <w:szCs w:val="22"/>
                 <w:color w:val="000000"/>
@@ -462,6 +481,7 @@
                 <w:i w:val="false"/>
                 <w:b w:val="false"/>
                 <w:u w:val="none"/>
+                <w:strike w:val="false"/>
                 <w:sz w:val="22"/>
                 <w:szCs w:val="22"/>
                 <w:color w:val="000000"/>
@@ -473,13 +493,12 @@
       </w:tr>
       <w:tr>
         <w:trPr>
-          <w:trHeight w:val="617" w:hRule="auto"/>
+          <w:trHeight w:val="616" w:hRule="auto"/>
         </w:trPr>
-        body4
         <w:tc>
           <w:tcPr>
             <w:tcBorders>
-              <w:bottom w:val="none" w:sz="0" w:space="0" w:color="000000"/>
+              <w:bottom w:val="single" w:sz="6" w:space="0" w:color="666666"/>
               <w:top w:val="none" w:sz="0" w:space="0" w:color="000000"/>
               <w:left w:val="none" w:sz="0" w:space="0" w:color="000000"/>
               <w:right w:val="none" w:sz="0" w:space="0" w:color="000000"/>
@@ -495,6 +514,7 @@
           </w:tcPr>
           <w:p>
             <w:pPr>
+              <w:pStyle w:val="Normal"/>
               <w:jc w:val="left"/>
               <w:pBdr>
                 <w:bottom w:val="none" w:sz="0" w:space="0" w:color="000000"/>
@@ -509,6 +529,7 @@
                 <w:i w:val="false"/>
                 <w:b w:val="false"/>
                 <w:u w:val="none"/>
+                <w:strike w:val="false"/>
                 <w:sz w:val="22"/>
                 <w:szCs w:val="22"/>
                 <w:color w:val="000000"/>
@@ -520,6 +541,7 @@
                 <w:i w:val="false"/>
                 <w:b w:val="false"/>
                 <w:u w:val="none"/>
+                <w:strike w:val="false"/>
                 <w:sz w:val="22"/>
                 <w:szCs w:val="22"/>
                 <w:color w:val="000000"/>
@@ -531,7 +553,7 @@
         <w:tc>
           <w:tcPr>
             <w:tcBorders>
-              <w:bottom w:val="none" w:sz="0" w:space="0" w:color="000000"/>
+              <w:bottom w:val="single" w:sz="6" w:space="0" w:color="666666"/>
               <w:top w:val="none" w:sz="0" w:space="0" w:color="000000"/>
               <w:left w:val="none" w:sz="0" w:space="0" w:color="000000"/>
               <w:right w:val="none" w:sz="0" w:space="0" w:color="000000"/>
@@ -547,7 +569,8 @@
           </w:tcPr>
           <w:p>
             <w:pPr>
-              <w:jc w:val="left"/>
+              <w:pStyle w:val="Normal"/>
+              <w:jc w:val="center"/>
               <w:pBdr>
                 <w:bottom w:val="none" w:sz="0" w:space="0" w:color="000000"/>
                 <w:top w:val="none" w:sz="0" w:space="0" w:color="000000"/>
@@ -561,6 +584,7 @@
                 <w:i w:val="false"/>
                 <w:b w:val="false"/>
                 <w:u w:val="none"/>
+                <w:strike w:val="false"/>
                 <w:sz w:val="22"/>
                 <w:szCs w:val="22"/>
                 <w:color w:val="000000"/>
@@ -572,6 +596,7 @@
                 <w:i w:val="false"/>
                 <w:b w:val="false"/>
                 <w:u w:val="none"/>
+                <w:strike w:val="false"/>
                 <w:sz w:val="22"/>
                 <w:szCs w:val="22"/>
                 <w:color w:val="000000"/>
@@ -583,14 +608,13 @@
       </w:tr>
       <w:tr>
         <w:trPr>
-          <w:trHeight w:val="574" w:hRule="auto"/>
+          <w:trHeight w:val="630" w:hRule="auto"/>
         </w:trPr>
-        body5
         <w:tc>
           <w:tcPr>
             <w:tcBorders>
               <w:bottom w:val="single" w:sz="12" w:space="0" w:color="666666"/>
-              <w:top w:val="none" w:sz="0" w:space="0" w:color="000000"/>
+              <w:top w:val="single" w:sz="6" w:space="0" w:color="666666"/>
               <w:left w:val="none" w:sz="0" w:space="0" w:color="000000"/>
               <w:right w:val="none" w:sz="0" w:space="0" w:color="000000"/>
             </w:tcBorders>
@@ -605,6 +629,7 @@
           </w:tcPr>
           <w:p>
             <w:pPr>
+              <w:pStyle w:val="Normal"/>
               <w:jc w:val="left"/>
               <w:pBdr>
                 <w:bottom w:val="none" w:sz="0" w:space="0" w:color="000000"/>
@@ -619,6 +644,7 @@
                 <w:i w:val="false"/>
                 <w:b w:val="false"/>
                 <w:u w:val="none"/>
+                <w:strike w:val="false"/>
                 <w:sz w:val="22"/>
                 <w:szCs w:val="22"/>
                 <w:color w:val="000000"/>
@@ -630,6 +656,7 @@
                 <w:i w:val="false"/>
                 <w:b w:val="false"/>
                 <w:u w:val="none"/>
+                <w:strike w:val="false"/>
                 <w:sz w:val="22"/>
                 <w:szCs w:val="22"/>
                 <w:color w:val="000000"/>
@@ -642,7 +669,7 @@
           <w:tcPr>
             <w:tcBorders>
               <w:bottom w:val="single" w:sz="12" w:space="0" w:color="666666"/>
-              <w:top w:val="none" w:sz="0" w:space="0" w:color="000000"/>
+              <w:top w:val="single" w:sz="6" w:space="0" w:color="666666"/>
               <w:left w:val="none" w:sz="0" w:space="0" w:color="000000"/>
               <w:right w:val="none" w:sz="0" w:space="0" w:color="000000"/>
             </w:tcBorders>
@@ -657,7 +684,8 @@
           </w:tcPr>
           <w:p>
             <w:pPr>
-              <w:jc w:val="left"/>
+              <w:pStyle w:val="Normal"/>
+              <w:jc w:val="center"/>
               <w:pBdr>
                 <w:bottom w:val="none" w:sz="0" w:space="0" w:color="000000"/>
                 <w:top w:val="none" w:sz="0" w:space="0" w:color="000000"/>
@@ -671,6 +699,7 @@
                 <w:i w:val="false"/>
                 <w:b w:val="false"/>
                 <w:u w:val="none"/>
+                <w:strike w:val="false"/>
                 <w:sz w:val="22"/>
                 <w:szCs w:val="22"/>
                 <w:color w:val="000000"/>
@@ -682,11 +711,12 @@
                 <w:i w:val="false"/>
                 <w:b w:val="false"/>
                 <w:u w:val="none"/>
-                <w:sz w:val="22"/>
-                <w:szCs w:val="22"/>
-                <w:color w:val="000000"/>
-              </w:rPr>
-              <w:t xml:space="preserve">4960</w:t>
+                <w:strike w:val="false"/>
+                <w:sz w:val="22"/>
+                <w:szCs w:val="22"/>
+                <w:color w:val="000000"/>
+              </w:rPr>
+              <w:t xml:space="preserve">4959</w:t>
             </w:r>
           </w:p>
         </w:tc>
@@ -695,7 +725,6 @@
         <w:trPr>
           <w:trHeight w:val="360" w:hRule="auto"/>
         </w:trPr>
-        footer1
         <w:tc>
           <w:tcPr>
             <w:gridSpan w:val="2"/>
@@ -716,6 +745,7 @@
           </w:tcPr>
           <w:p>
             <w:pPr>
+              <w:pStyle w:val="Normal"/>
               <w:jc w:val="left"/>
               <w:pBdr>
                 <w:bottom w:val="none" w:sz="0" w:space="0" w:color="000000"/>
@@ -730,6 +760,7 @@
                 <w:i w:val="false"/>
                 <w:b w:val="false"/>
                 <w:u w:val="none"/>
+                <w:strike w:val="false"/>
                 <w:sz w:val="22"/>
                 <w:szCs w:val="22"/>
                 <w:color w:val="000000"/>
@@ -741,6 +772,7 @@
                 <w:i w:val="false"/>
                 <w:b w:val="false"/>
                 <w:u w:val="none"/>
+                <w:strike w:val="false"/>
                 <w:sz w:val="22"/>
                 <w:szCs w:val="22"/>
                 <w:color w:val="000000"/>
@@ -754,7 +786,6 @@
         <w:trPr>
           <w:trHeight w:val="360" w:hRule="auto"/>
         </w:trPr>
-        footer2
         <w:tc>
           <w:tcPr>
             <w:gridSpan w:val="2"/>
@@ -775,6 +806,7 @@
           </w:tcPr>
           <w:p>
             <w:pPr>
+              <w:pStyle w:val="Normal"/>
               <w:jc w:val="left"/>
               <w:pBdr>
                 <w:bottom w:val="none" w:sz="0" w:space="0" w:color="000000"/>
@@ -789,6 +821,7 @@
                 <w:i w:val="false"/>
                 <w:b w:val="false"/>
                 <w:u w:val="none"/>
+                <w:strike w:val="false"/>
                 <w:sz w:val="22"/>
                 <w:szCs w:val="22"/>
                 <w:color w:val="000000"/>
@@ -800,6 +833,7 @@
                 <w:i w:val="false"/>
                 <w:b w:val="false"/>
                 <w:u w:val="none"/>
+                <w:strike w:val="false"/>
                 <w:sz w:val="22"/>
                 <w:szCs w:val="22"/>
                 <w:color w:val="000000"/>
